--- a/docs/entregables/11_prompts.docx
+++ b/docs/entregables/11_prompts.docx
@@ -1560,7 +1560,7 @@
         </w:r>
         <w:r>
           <w:rPr/>
-          <w:t xml:space="preserve">9</w:t>
+          <w:t xml:space="preserve">10</w:t>
         </w:r>
       </w:hyperlink>
     </w:p>
@@ -2787,7 +2787,7 @@
               <w:rPr>
                 <w:sz w:val="19"/>
               </w:rPr>
-              <w:t>Un cambio que queda en el sistema: archivos monitorizados alterados, configuración crítica, cuentas o privilegios nuevos, tareas, servicios o claves de arranque, registros borrados, cifrado masivo</w:t>
+              <w:t>Un cambio que queda en el sistema: archivos monitoreados alterados, configuración crítica, cuentas o privilegios nuevos, tareas, servicios o claves de arranque, registros borrados, cifrado masivo</w:t>
             </w:r>
           </w:p>
         </w:tc>
@@ -5350,7 +5350,7 @@
               <w:rPr>
                 <w:sz w:val="19"/>
               </w:rPr>
-              <w:t>Familias o playbooks inventados</w:t>
+              <w:t>Familias o playbooks inventados; no frena una familia válida elegida por el atacante</w:t>
             </w:r>
           </w:p>
         </w:tc>
@@ -6530,7 +6530,7 @@
         <w:t>tests/unit/test_inyeccion.py</w:t>
       </w:r>
       <w:r>
-        <w:t xml:space="preserve"> prueba las capas deterministas con un modelo simulado que obedece al atacante </w:t>
+        <w:t xml:space="preserve"> comprueba que en los 10 casos la alerta queda al final y después de las reglas </w:t>
       </w:r>
       <w:r>
         <w:rPr>
@@ -6539,15 +6539,46 @@
         <w:t>✅</w:t>
       </w:r>
       <w:r>
-        <w:t xml:space="preserve">. Falta medir cuántos casos desvían al modelo real </w:t>
+        <w:t xml:space="preserve">. Con un modelo simulado que obedece al atacante, prueba que no pasan el texto libre, un comando en la respuesta, el JSON copiado con texto alrededor ni una familia fuera del contrato, y que la lista de exclusión frena el desvío contra un tercero (INY-03, 04, 07 y 09) </w:t>
       </w:r>
       <w:r>
         <w:rPr>
           <w:rFonts w:ascii="Segoe UI Emoji" w:hAnsi="Segoe UI Emoji"/>
         </w:rPr>
+        <w:t>✅</w:t>
+      </w:r>
+      <w:r>
+        <w:t>.</w:t>
+      </w:r>
+    </w:p>
+    <w:p>
+      <w:pPr>
+        <w:pStyle w:val="Nota"/>
+      </w:pPr>
+      <w:r>
+        <w:rPr>
+          <w:b/>
+          <w:sz w:val="20"/>
+        </w:rPr>
+        <w:t>Límite de las capas deterministas.</w:t>
+      </w:r>
+      <w:r>
+        <w:rPr>
+          <w:sz w:val="20"/>
+        </w:rPr>
+        <w:t xml:space="preserve"> Si el modelo obedece y devuelve un JSON válido con la familia que busca el atacante (como en INY-01, 02, 05, 06, 08 y 10), el contrato y el chequeo 3 lo aceptan. El daño queda acotado por el catálogo cerrado, el nivel fijo, el mapa de severidad y la aprobación del nivel 3, pero el desvío no se bloquea. Cuántos casos desvían al modelo real se mide contra Ollama </w:t>
+      </w:r>
+      <w:r>
+        <w:rPr>
+          <w:rFonts w:ascii="Segoe UI Emoji" w:hAnsi="Segoe UI Emoji"/>
+          <w:sz w:val="20"/>
+        </w:rPr>
         <w:t>⏳</w:t>
       </w:r>
       <w:r>
+        <w:rPr>
+          <w:sz w:val="20"/>
+        </w:rPr>
         <w:t>.</w:t>
       </w:r>
     </w:p>
